--- a/resources/VE_MAY_BAY_L15_B_Jet.docx
+++ b/resources/VE_MAY_BAY_L15_B_Jet.docx
@@ -17,7 +17,6 @@
         <w:rPr>
           <w:rFonts w:ascii="Times New Roman" w:hAnsi="Times New Roman" w:cs="Times New Roman"/>
           <w:noProof/>
-          <w:highlight w:val="yellow"/>
           <w:lang w:eastAsia="zh-CN"/>
         </w:rPr>
         <w:drawing>
@@ -67,56 +66,36 @@
         </w:drawing>
       </w:r>
       <w:r>
-        <w:rPr>
-          <w:highlight w:val="yellow"/>
-        </w:rPr>
         <w:t>{{</w:t>
       </w:r>
       <w:proofErr w:type="spellStart"/>
       <w:r>
-        <w:rPr>
-          <w:highlight w:val="yellow"/>
-        </w:rPr>
         <w:t>arrive_day</w:t>
       </w:r>
       <w:proofErr w:type="spellEnd"/>
       <w:r>
-        <w:rPr>
-          <w:highlight w:val="yellow"/>
-        </w:rPr>
         <w:t>}}</w:t>
       </w:r>
       <w:r>
         <w:rPr>
           <w:spacing w:val="-7"/>
-          <w:highlight w:val="yellow"/>
         </w:rPr>
         <w:t xml:space="preserve"> </w:t>
       </w:r>
       <w:r>
-        <w:rPr>
-          <w:highlight w:val="yellow"/>
-        </w:rPr>
         <w:t>{{</w:t>
       </w:r>
       <w:proofErr w:type="spellStart"/>
       <w:r>
-        <w:rPr>
-          <w:highlight w:val="yellow"/>
-        </w:rPr>
         <w:t>arrive_month_MMM</w:t>
       </w:r>
       <w:proofErr w:type="spellEnd"/>
       <w:r>
-        <w:rPr>
-          <w:highlight w:val="yellow"/>
-        </w:rPr>
         <w:t xml:space="preserve">}} </w:t>
       </w:r>
       <w:r>
         <w:rPr>
           <w:spacing w:val="-4"/>
-          <w:highlight w:val="yellow"/>
         </w:rPr>
         <w:t>{{</w:t>
       </w:r>
@@ -124,7 +103,6 @@
       <w:r>
         <w:rPr>
           <w:spacing w:val="-4"/>
-          <w:highlight w:val="yellow"/>
         </w:rPr>
         <w:t>arrive_year_yyyy</w:t>
       </w:r>
@@ -132,7 +110,6 @@
       <w:r>
         <w:rPr>
           <w:spacing w:val="-4"/>
-          <w:highlight w:val="yellow"/>
         </w:rPr>
         <w:t>}}</w:t>
       </w:r>
@@ -143,51 +120,30 @@
         <w:tab/>
       </w:r>
       <w:r>
-        <w:rPr>
-          <w:highlight w:val="yellow"/>
-        </w:rPr>
         <w:t>{{</w:t>
       </w:r>
       <w:proofErr w:type="spellStart"/>
       <w:r>
-        <w:rPr>
-          <w:highlight w:val="yellow"/>
-        </w:rPr>
         <w:t>departure_day</w:t>
       </w:r>
       <w:proofErr w:type="spellEnd"/>
       <w:r>
-        <w:rPr>
-          <w:highlight w:val="yellow"/>
-        </w:rPr>
         <w:t>}} {{</w:t>
       </w:r>
       <w:proofErr w:type="spellStart"/>
       <w:r>
-        <w:rPr>
-          <w:highlight w:val="yellow"/>
-        </w:rPr>
         <w:t>departure_month_MMM</w:t>
       </w:r>
       <w:proofErr w:type="spellEnd"/>
       <w:r>
-        <w:rPr>
-          <w:highlight w:val="yellow"/>
-        </w:rPr>
         <w:t>}} {{</w:t>
       </w:r>
       <w:proofErr w:type="spellStart"/>
       <w:r>
-        <w:rPr>
-          <w:highlight w:val="yellow"/>
-        </w:rPr>
         <w:t>departure_year_yyyy</w:t>
       </w:r>
       <w:proofErr w:type="spellEnd"/>
       <w:r>
-        <w:rPr>
-          <w:highlight w:val="yellow"/>
-        </w:rPr>
         <w:t>}}</w:t>
       </w:r>
       <w:r>
@@ -197,23 +153,14 @@
         <w:t xml:space="preserve"> TRIP TO </w:t>
       </w:r>
       <w:r>
-        <w:rPr>
-          <w:highlight w:val="yellow"/>
-        </w:rPr>
         <w:t>{{</w:t>
       </w:r>
       <w:proofErr w:type="spellStart"/>
       <w:r>
-        <w:rPr>
-          <w:highlight w:val="yellow"/>
-        </w:rPr>
         <w:t>arrvied_city</w:t>
       </w:r>
       <w:proofErr w:type="spellEnd"/>
       <w:r>
-        <w:rPr>
-          <w:highlight w:val="yellow"/>
-        </w:rPr>
         <w:t>}}</w:t>
       </w:r>
       <w:r>
@@ -379,7 +326,6 @@
         <w:rPr>
           <w:rFonts w:ascii="Arial"/>
           <w:b/>
-          <w:highlight w:val="yellow"/>
         </w:rPr>
         <w:t xml:space="preserve">   </w:t>
       </w:r>
@@ -387,7 +333,6 @@
         <w:rPr>
           <w:rFonts w:ascii="Arial"/>
           <w:b/>
-          <w:highlight w:val="yellow"/>
         </w:rPr>
         <w:t>{{names| join('\n')}}</w:t>
       </w:r>
@@ -436,7 +381,6 @@
           <w:color w:val="333333"/>
           <w:sz w:val="18"/>
           <w:szCs w:val="18"/>
-          <w:highlight w:val="yellow"/>
         </w:rPr>
         <w:t xml:space="preserve">RESERVATION CODE  </w:t>
       </w:r>
@@ -446,7 +390,6 @@
           <w:color w:val="333333"/>
           <w:sz w:val="18"/>
           <w:szCs w:val="18"/>
-          <w:highlight w:val="yellow"/>
         </w:rPr>
         <w:t xml:space="preserve">  </w:t>
       </w:r>
@@ -456,7 +399,6 @@
           <w:color w:val="333333"/>
           <w:sz w:val="18"/>
           <w:szCs w:val="18"/>
-          <w:highlight w:val="yellow"/>
         </w:rPr>
         <w:t xml:space="preserve"> </w:t>
       </w:r>
@@ -466,7 +408,6 @@
           <w:color w:val="333333"/>
           <w:sz w:val="18"/>
           <w:szCs w:val="18"/>
-          <w:highlight w:val="yellow"/>
         </w:rPr>
         <w:t>MGTLLO</w:t>
       </w:r>
@@ -948,7 +889,6 @@
                                   <w:color w:val="333333"/>
                                   <w:sz w:val="27"/>
                                   <w:szCs w:val="27"/>
-                                  <w:highlight w:val="yellow"/>
                                 </w:rPr>
                               </w:pPr>
                               <w:r>
@@ -964,7 +904,6 @@
                                   <w:color w:val="333333"/>
                                   <w:sz w:val="27"/>
                                   <w:szCs w:val="27"/>
-                                  <w:highlight w:val="yellow"/>
                                 </w:rPr>
                                 <w:t>{{</w:t>
                               </w:r>
@@ -975,7 +914,6 @@
                                   <w:color w:val="333333"/>
                                   <w:sz w:val="27"/>
                                   <w:szCs w:val="27"/>
-                                  <w:highlight w:val="yellow"/>
                                 </w:rPr>
                                 <w:t>arrive_day_name</w:t>
                               </w:r>
@@ -996,7 +934,6 @@
                                   <w:b/>
                                   <w:sz w:val="27"/>
                                   <w:szCs w:val="27"/>
-                                  <w:highlight w:val="yellow"/>
                                 </w:rPr>
                                 <w:t xml:space="preserve">}} </w:t>
                               </w:r>
@@ -1005,7 +942,6 @@
                                   <w:b/>
                                   <w:sz w:val="27"/>
                                   <w:szCs w:val="27"/>
-                                  <w:highlight w:val="yellow"/>
                                 </w:rPr>
                                 <w:t>{{</w:t>
                               </w:r>
@@ -1015,7 +951,6 @@
                                   <w:b/>
                                   <w:sz w:val="27"/>
                                   <w:szCs w:val="27"/>
-                                  <w:highlight w:val="yellow"/>
                                 </w:rPr>
                                 <w:t>arrive_day</w:t>
                               </w:r>
@@ -1025,35 +960,15 @@
                                   <w:b/>
                                   <w:sz w:val="27"/>
                                   <w:szCs w:val="27"/>
-                                  <w:highlight w:val="yellow"/>
-                                </w:rPr>
-                                <w:t>}}</w:t>
+                                </w:rPr>
+                                <w:t>}} {{</w:t>
                               </w:r>
+                              <w:proofErr w:type="spellStart"/>
                               <w:r>
                                 <w:rPr>
                                   <w:b/>
                                   <w:sz w:val="27"/>
                                   <w:szCs w:val="27"/>
-                                  <w:highlight w:val="yellow"/>
-                                </w:rPr>
-                                <w:t xml:space="preserve"> </w:t>
-                              </w:r>
-                              <w:r>
-                                <w:rPr>
-                                  <w:b/>
-                                  <w:sz w:val="27"/>
-                                  <w:szCs w:val="27"/>
-                                  <w:highlight w:val="yellow"/>
-                                </w:rPr>
-                                <w:t>{{</w:t>
-                              </w:r>
-                              <w:proofErr w:type="spellStart"/>
-                              <w:r>
-                                <w:rPr>
-                                  <w:b/>
-                                  <w:sz w:val="27"/>
-                                  <w:szCs w:val="27"/>
-                                  <w:highlight w:val="yellow"/>
                                 </w:rPr>
                                 <w:t>arrive_month_MMM</w:t>
                               </w:r>
@@ -1063,7 +978,6 @@
                                   <w:b/>
                                   <w:sz w:val="27"/>
                                   <w:szCs w:val="27"/>
-                                  <w:highlight w:val="yellow"/>
                                 </w:rPr>
                                 <w:t>}}</w:t>
                               </w:r>
@@ -1084,7 +998,6 @@
                                   <w:spacing w:val="-4"/>
                                   <w:sz w:val="27"/>
                                   <w:szCs w:val="27"/>
-                                  <w:highlight w:val="yellow"/>
                                 </w:rPr>
                                 <w:t>{{</w:t>
                               </w:r>
@@ -1097,7 +1010,6 @@
                                   <w:spacing w:val="-4"/>
                                   <w:sz w:val="27"/>
                                   <w:szCs w:val="27"/>
-                                  <w:highlight w:val="yellow"/>
                                 </w:rPr>
                                 <w:t>arrive_year_yyyy</w:t>
                               </w:r>
@@ -1110,7 +1022,6 @@
                                   <w:spacing w:val="-4"/>
                                   <w:sz w:val="27"/>
                                   <w:szCs w:val="27"/>
-                                  <w:highlight w:val="yellow"/>
                                 </w:rPr>
                                 <w:t>}}</w:t>
                               </w:r>
@@ -1424,7 +1335,6 @@
                             <w:color w:val="333333"/>
                             <w:sz w:val="27"/>
                             <w:szCs w:val="27"/>
-                            <w:highlight w:val="yellow"/>
                           </w:rPr>
                         </w:pPr>
                         <w:r>
@@ -1440,7 +1350,6 @@
                             <w:color w:val="333333"/>
                             <w:sz w:val="27"/>
                             <w:szCs w:val="27"/>
-                            <w:highlight w:val="yellow"/>
                           </w:rPr>
                           <w:t>{{</w:t>
                         </w:r>
@@ -1451,7 +1360,6 @@
                             <w:color w:val="333333"/>
                             <w:sz w:val="27"/>
                             <w:szCs w:val="27"/>
-                            <w:highlight w:val="yellow"/>
                           </w:rPr>
                           <w:t>arrive_day_name</w:t>
                         </w:r>
@@ -1472,7 +1380,6 @@
                             <w:b/>
                             <w:sz w:val="27"/>
                             <w:szCs w:val="27"/>
-                            <w:highlight w:val="yellow"/>
                           </w:rPr>
                           <w:t xml:space="preserve">}} </w:t>
                         </w:r>
@@ -1481,7 +1388,6 @@
                             <w:b/>
                             <w:sz w:val="27"/>
                             <w:szCs w:val="27"/>
-                            <w:highlight w:val="yellow"/>
                           </w:rPr>
                           <w:t>{{</w:t>
                         </w:r>
@@ -1491,7 +1397,6 @@
                             <w:b/>
                             <w:sz w:val="27"/>
                             <w:szCs w:val="27"/>
-                            <w:highlight w:val="yellow"/>
                           </w:rPr>
                           <w:t>arrive_day</w:t>
                         </w:r>
@@ -1501,35 +1406,15 @@
                             <w:b/>
                             <w:sz w:val="27"/>
                             <w:szCs w:val="27"/>
-                            <w:highlight w:val="yellow"/>
-                          </w:rPr>
-                          <w:t>}}</w:t>
+                          </w:rPr>
+                          <w:t>}} {{</w:t>
                         </w:r>
+                        <w:proofErr w:type="spellStart"/>
                         <w:r>
                           <w:rPr>
                             <w:b/>
                             <w:sz w:val="27"/>
                             <w:szCs w:val="27"/>
-                            <w:highlight w:val="yellow"/>
-                          </w:rPr>
-                          <w:t xml:space="preserve"> </w:t>
-                        </w:r>
-                        <w:r>
-                          <w:rPr>
-                            <w:b/>
-                            <w:sz w:val="27"/>
-                            <w:szCs w:val="27"/>
-                            <w:highlight w:val="yellow"/>
-                          </w:rPr>
-                          <w:t>{{</w:t>
-                        </w:r>
-                        <w:proofErr w:type="spellStart"/>
-                        <w:r>
-                          <w:rPr>
-                            <w:b/>
-                            <w:sz w:val="27"/>
-                            <w:szCs w:val="27"/>
-                            <w:highlight w:val="yellow"/>
                           </w:rPr>
                           <w:t>arrive_month_MMM</w:t>
                         </w:r>
@@ -1539,7 +1424,6 @@
                             <w:b/>
                             <w:sz w:val="27"/>
                             <w:szCs w:val="27"/>
-                            <w:highlight w:val="yellow"/>
                           </w:rPr>
                           <w:t>}}</w:t>
                         </w:r>
@@ -1560,7 +1444,6 @@
                             <w:spacing w:val="-4"/>
                             <w:sz w:val="27"/>
                             <w:szCs w:val="27"/>
-                            <w:highlight w:val="yellow"/>
                           </w:rPr>
                           <w:t>{{</w:t>
                         </w:r>
@@ -1573,7 +1456,6 @@
                             <w:spacing w:val="-4"/>
                             <w:sz w:val="27"/>
                             <w:szCs w:val="27"/>
-                            <w:highlight w:val="yellow"/>
                           </w:rPr>
                           <w:t>arrive_year_yyyy</w:t>
                         </w:r>
@@ -1586,7 +1468,6 @@
                             <w:spacing w:val="-4"/>
                             <w:sz w:val="27"/>
                             <w:szCs w:val="27"/>
-                            <w:highlight w:val="yellow"/>
                           </w:rPr>
                           <w:t>}}</w:t>
                         </w:r>
@@ -1966,27 +1847,63 @@
             </w:r>
             <w:r>
               <w:rPr>
+                <w:rFonts w:ascii="Times New Roman" w:hAnsi="Times New Roman" w:cs="Times New Roman"/>
+                <w:color w:val="333333"/>
+                <w:sz w:val="18"/>
+                <w:szCs w:val="18"/>
+              </w:rPr>
+              <w:t xml:space="preserve"> </w:t>
+            </w:r>
+            <w:proofErr w:type="gramStart"/>
+            <w:r>
+              <w:rPr>
+                <w:rFonts w:ascii="Times New Roman" w:hAnsi="Times New Roman" w:cs="Times New Roman"/>
+                <w:color w:val="333333"/>
+                <w:sz w:val="18"/>
+                <w:szCs w:val="18"/>
+              </w:rPr>
+              <w:t xml:space="preserve">   </w:t>
+            </w:r>
+            <w:r>
+              <w:rPr>
+                <w:rFonts w:ascii="Times New Roman" w:hAnsi="Times New Roman" w:cs="Times New Roman"/>
                 <w:color w:val="333333"/>
                 <w:spacing w:val="-5"/>
-                <w:sz w:val="27"/>
-              </w:rPr>
-              <w:t>{{</w:t>
+                <w:sz w:val="18"/>
+                <w:szCs w:val="18"/>
+              </w:rPr>
+              <w:t>{</w:t>
+            </w:r>
+            <w:proofErr w:type="gramEnd"/>
+            <w:r>
+              <w:rPr>
+                <w:rFonts w:ascii="Times New Roman" w:hAnsi="Times New Roman" w:cs="Times New Roman"/>
+                <w:color w:val="333333"/>
+                <w:spacing w:val="-5"/>
+                <w:sz w:val="18"/>
+                <w:szCs w:val="18"/>
+              </w:rPr>
+              <w:t>{</w:t>
             </w:r>
             <w:proofErr w:type="spellStart"/>
             <w:r>
               <w:rPr>
+                <w:rFonts w:ascii="Times New Roman" w:hAnsi="Times New Roman" w:cs="Times New Roman"/>
                 <w:color w:val="333333"/>
                 <w:spacing w:val="-5"/>
-                <w:sz w:val="27"/>
+                <w:sz w:val="18"/>
+                <w:szCs w:val="18"/>
               </w:rPr>
               <w:t>arrived_iata_code</w:t>
             </w:r>
             <w:proofErr w:type="spellEnd"/>
             <w:r>
               <w:rPr>
+                <w:rFonts w:ascii="Times New Roman" w:hAnsi="Times New Roman" w:cs="Times New Roman"/>
                 <w:color w:val="333333"/>
                 <w:spacing w:val="-5"/>
-                <w:sz w:val="27"/>
+                <w:sz w:val="18"/>
+                <w:szCs w:val="18"/>
               </w:rPr>
               <w:t>}}</w:t>
             </w:r>
@@ -2043,27 +1960,59 @@
             </w:r>
             <w:r>
               <w:rPr>
-                <w:color w:val="333333"/>
-                <w:sz w:val="18"/>
-                <w:highlight w:val="yellow"/>
-              </w:rPr>
-              <w:t>{{</w:t>
+                <w:rFonts w:ascii="Times New Roman" w:hAnsi="Times New Roman" w:cs="Times New Roman"/>
+                <w:color w:val="333333"/>
+                <w:sz w:val="18"/>
+                <w:szCs w:val="18"/>
+              </w:rPr>
+              <w:t xml:space="preserve"> </w:t>
+            </w:r>
+            <w:proofErr w:type="gramStart"/>
+            <w:r>
+              <w:rPr>
+                <w:rFonts w:ascii="Times New Roman" w:hAnsi="Times New Roman" w:cs="Times New Roman"/>
+                <w:color w:val="333333"/>
+                <w:sz w:val="18"/>
+                <w:szCs w:val="18"/>
+              </w:rPr>
+              <w:t xml:space="preserve">   </w:t>
+            </w:r>
+            <w:r>
+              <w:rPr>
+                <w:rFonts w:ascii="Times New Roman" w:hAnsi="Times New Roman" w:cs="Times New Roman"/>
+                <w:color w:val="333333"/>
+                <w:sz w:val="18"/>
+                <w:szCs w:val="18"/>
+              </w:rPr>
+              <w:t>{</w:t>
+            </w:r>
+            <w:proofErr w:type="gramEnd"/>
+            <w:r>
+              <w:rPr>
+                <w:rFonts w:ascii="Times New Roman" w:hAnsi="Times New Roman" w:cs="Times New Roman"/>
+                <w:color w:val="333333"/>
+                <w:sz w:val="18"/>
+                <w:szCs w:val="18"/>
+              </w:rPr>
+              <w:t>{</w:t>
             </w:r>
             <w:proofErr w:type="spellStart"/>
             <w:r>
               <w:rPr>
-                <w:color w:val="333333"/>
-                <w:sz w:val="18"/>
-                <w:highlight w:val="yellow"/>
+                <w:rFonts w:ascii="Times New Roman" w:hAnsi="Times New Roman" w:cs="Times New Roman"/>
+                <w:color w:val="333333"/>
+                <w:sz w:val="18"/>
+                <w:szCs w:val="18"/>
               </w:rPr>
               <w:t>arrvied_city</w:t>
             </w:r>
             <w:proofErr w:type="spellEnd"/>
             <w:r>
               <w:rPr>
-                <w:color w:val="333333"/>
-                <w:sz w:val="18"/>
-                <w:highlight w:val="yellow"/>
+                <w:rFonts w:ascii="Times New Roman" w:hAnsi="Times New Roman" w:cs="Times New Roman"/>
+                <w:color w:val="333333"/>
+                <w:sz w:val="18"/>
+                <w:szCs w:val="18"/>
               </w:rPr>
               <w:t>}}</w:t>
             </w:r>
@@ -2328,7 +2277,6 @@
                 <w:color w:val="333333"/>
                 <w:sz w:val="18"/>
                 <w:szCs w:val="18"/>
-                <w:highlight w:val="yellow"/>
               </w:rPr>
               <w:t>15:45</w:t>
             </w:r>
@@ -2378,7 +2326,6 @@
                 <w:color w:val="333333"/>
                 <w:sz w:val="18"/>
                 <w:szCs w:val="18"/>
-                <w:highlight w:val="yellow"/>
               </w:rPr>
               <w:t>18:30</w:t>
             </w:r>
@@ -2669,7 +2616,6 @@
                 <w:bCs/>
                 <w:sz w:val="20"/>
                 <w:szCs w:val="20"/>
-                <w:highlight w:val="yellow"/>
               </w:rPr>
               <w:t>{{names| join('\n')}}</w:t>
             </w:r>
@@ -2688,40 +2634,28 @@
               <w:spacing w:before="38"/>
               <w:rPr>
                 <w:spacing w:val="-2"/>
-                <w:highlight w:val="yellow"/>
               </w:rPr>
             </w:pPr>
             <w:r>
-              <w:rPr>
-                <w:highlight w:val="yellow"/>
-              </w:rPr>
               <w:t xml:space="preserve">{% for item in names </w:t>
             </w:r>
             <w:proofErr w:type="gramStart"/>
             <w:r>
-              <w:rPr>
-                <w:highlight w:val="yellow"/>
-              </w:rPr>
               <w:t>%}Check</w:t>
             </w:r>
             <w:proofErr w:type="gramEnd"/>
             <w:r>
-              <w:rPr>
-                <w:highlight w:val="yellow"/>
-              </w:rPr>
               <w:t>-In</w:t>
             </w:r>
             <w:r>
               <w:rPr>
                 <w:spacing w:val="-6"/>
-                <w:highlight w:val="yellow"/>
               </w:rPr>
               <w:t xml:space="preserve"> </w:t>
             </w:r>
             <w:r>
               <w:rPr>
                 <w:spacing w:val="-2"/>
-                <w:highlight w:val="yellow"/>
               </w:rPr>
               <w:t>Required</w:t>
             </w:r>
@@ -2734,23 +2668,14 @@
               </w:rPr>
             </w:pPr>
             <w:r>
-              <w:rPr>
-                <w:highlight w:val="yellow"/>
-              </w:rPr>
               <w:t xml:space="preserve">{% </w:t>
             </w:r>
             <w:proofErr w:type="spellStart"/>
             <w:r>
-              <w:rPr>
-                <w:highlight w:val="yellow"/>
-              </w:rPr>
               <w:t>endfor</w:t>
             </w:r>
             <w:proofErr w:type="spellEnd"/>
             <w:r>
-              <w:rPr>
-                <w:highlight w:val="yellow"/>
-              </w:rPr>
               <w:t xml:space="preserve"> %}</w:t>
             </w:r>
           </w:p>
@@ -2857,7 +2782,7 @@
           <w:sz w:val="18"/>
           <w:szCs w:val="18"/>
         </w:rPr>
-        <w:t>CZ CHINA SOUTHERN AIRLINES Contact (</w:t>
+        <w:t xml:space="preserve">CZ CHINA SOUTHERN AIRLINES Contact </w:t>
       </w:r>
       <w:r>
         <w:rPr>
@@ -2866,20 +2791,18 @@
           <w:sz w:val="18"/>
           <w:szCs w:val="18"/>
         </w:rPr>
-        <w:t>{{</w:t>
-      </w:r>
-      <w:proofErr w:type="spellStart"/>
+        <w:t>(</w:t>
+      </w:r>
       <w:r>
         <w:rPr>
           <w:rFonts w:ascii="Times New Roman" w:hAnsi="Times New Roman" w:cs="Times New Roman"/>
           <w:color w:val="333333"/>
           <w:sz w:val="18"/>
           <w:szCs w:val="18"/>
-          <w:highlight w:val="yellow"/>
-        </w:rPr>
-        <w:t>arrvied_city</w:t>
-      </w:r>
-      <w:proofErr w:type="spellEnd"/>
+        </w:rPr>
+        <w:t>{{</w:t>
+      </w:r>
+      <w:proofErr w:type="spellStart"/>
       <w:r>
         <w:rPr>
           <w:rFonts w:ascii="Times New Roman" w:hAnsi="Times New Roman" w:cs="Times New Roman"/>
@@ -2887,8 +2810,9 @@
           <w:sz w:val="18"/>
           <w:szCs w:val="18"/>
         </w:rPr>
-        <w:t>}}</w:t>
-      </w:r>
+        <w:t>arrvied_city</w:t>
+      </w:r>
+      <w:proofErr w:type="spellEnd"/>
       <w:r>
         <w:rPr>
           <w:rFonts w:ascii="Times New Roman" w:hAnsi="Times New Roman" w:cs="Times New Roman"/>
@@ -2896,7 +2820,7 @@
           <w:sz w:val="18"/>
           <w:szCs w:val="18"/>
         </w:rPr>
-        <w:t>,</w:t>
+        <w:t>}}</w:t>
       </w:r>
       <w:r>
         <w:rPr>
@@ -2905,7 +2829,16 @@
           <w:sz w:val="18"/>
           <w:szCs w:val="18"/>
         </w:rPr>
-        <w:t xml:space="preserve"> CHINA) </w:t>
+        <w:t>, CHINA</w:t>
+      </w:r>
+      <w:r>
+        <w:rPr>
+          <w:rFonts w:ascii="Times New Roman" w:hAnsi="Times New Roman" w:cs="Times New Roman"/>
+          <w:color w:val="333333"/>
+          <w:sz w:val="18"/>
+          <w:szCs w:val="18"/>
+        </w:rPr>
+        <w:t xml:space="preserve">) </w:t>
       </w:r>
     </w:p>
     <w:p>
@@ -3372,7 +3305,6 @@
                                   <w:bCs/>
                                   <w:sz w:val="27"/>
                                   <w:szCs w:val="27"/>
-                                  <w:highlight w:val="yellow"/>
                                 </w:rPr>
                                 <w:t>{{</w:t>
                               </w:r>
@@ -3383,7 +3315,6 @@
                                   <w:bCs/>
                                   <w:sz w:val="27"/>
                                   <w:szCs w:val="27"/>
-                                  <w:highlight w:val="yellow"/>
                                 </w:rPr>
                                 <w:t>departure_year_yyyy</w:t>
                               </w:r>
@@ -3394,7 +3325,6 @@
                                   <w:bCs/>
                                   <w:sz w:val="27"/>
                                   <w:szCs w:val="27"/>
-                                  <w:highlight w:val="yellow"/>
                                 </w:rPr>
                                 <w:t>}}</w:t>
                               </w:r>
@@ -3811,7 +3741,6 @@
                             <w:bCs/>
                             <w:sz w:val="27"/>
                             <w:szCs w:val="27"/>
-                            <w:highlight w:val="yellow"/>
                           </w:rPr>
                           <w:t>{{</w:t>
                         </w:r>
@@ -3822,7 +3751,6 @@
                             <w:bCs/>
                             <w:sz w:val="27"/>
                             <w:szCs w:val="27"/>
-                            <w:highlight w:val="yellow"/>
                           </w:rPr>
                           <w:t>departure_year_yyyy</w:t>
                         </w:r>
@@ -3833,7 +3761,6 @@
                             <w:bCs/>
                             <w:sz w:val="27"/>
                             <w:szCs w:val="27"/>
-                            <w:highlight w:val="yellow"/>
                           </w:rPr>
                           <w:t>}}</w:t>
                         </w:r>
@@ -4116,32 +4043,40 @@
               <w:spacing w:before="70"/>
               <w:ind w:left="0"/>
               <w:rPr>
-                <w:sz w:val="27"/>
+                <w:rFonts w:ascii="Times New Roman" w:hAnsi="Times New Roman" w:cs="Times New Roman"/>
+                <w:sz w:val="18"/>
+                <w:szCs w:val="18"/>
               </w:rPr>
             </w:pPr>
             <w:r>
               <w:rPr>
+                <w:rFonts w:ascii="Times New Roman" w:hAnsi="Times New Roman" w:cs="Times New Roman"/>
                 <w:color w:val="333333"/>
                 <w:spacing w:val="-5"/>
-                <w:sz w:val="27"/>
+                <w:sz w:val="18"/>
+                <w:szCs w:val="18"/>
               </w:rPr>
               <w:t>{{</w:t>
             </w:r>
             <w:proofErr w:type="spellStart"/>
             <w:r>
               <w:rPr>
+                <w:rFonts w:ascii="Times New Roman" w:hAnsi="Times New Roman" w:cs="Times New Roman"/>
                 <w:color w:val="333333"/>
                 <w:spacing w:val="-5"/>
-                <w:sz w:val="27"/>
+                <w:sz w:val="18"/>
+                <w:szCs w:val="18"/>
               </w:rPr>
               <w:t>departure_iata_code</w:t>
             </w:r>
             <w:proofErr w:type="spellEnd"/>
             <w:r>
               <w:rPr>
+                <w:rFonts w:ascii="Times New Roman" w:hAnsi="Times New Roman" w:cs="Times New Roman"/>
                 <w:color w:val="333333"/>
                 <w:spacing w:val="-5"/>
-                <w:sz w:val="27"/>
+                <w:sz w:val="18"/>
+                <w:szCs w:val="18"/>
               </w:rPr>
               <w:t>}}</w:t>
             </w:r>
@@ -4153,6 +4088,32 @@
                 <w:szCs w:val="18"/>
               </w:rPr>
               <w:tab/>
+            </w:r>
+            <w:r>
+              <w:rPr>
+                <w:rFonts w:ascii="Times New Roman" w:hAnsi="Times New Roman" w:cs="Times New Roman"/>
+                <w:color w:val="333333"/>
+                <w:sz w:val="18"/>
+                <w:szCs w:val="18"/>
+              </w:rPr>
+              <w:t xml:space="preserve">                </w:t>
+            </w:r>
+            <w:r>
+              <w:rPr>
+                <w:rFonts w:ascii="Times New Roman" w:hAnsi="Times New Roman" w:cs="Times New Roman"/>
+                <w:color w:val="333333"/>
+                <w:sz w:val="18"/>
+                <w:szCs w:val="18"/>
+              </w:rPr>
+              <w:t xml:space="preserve">                        </w:t>
+            </w:r>
+            <w:r>
+              <w:rPr>
+                <w:rFonts w:ascii="Times New Roman" w:hAnsi="Times New Roman" w:cs="Times New Roman"/>
+                <w:color w:val="333333"/>
+                <w:sz w:val="18"/>
+                <w:szCs w:val="18"/>
+              </w:rPr>
               <w:t>HAN</w:t>
             </w:r>
           </w:p>
@@ -4171,27 +4132,33 @@
             </w:pPr>
             <w:r>
               <w:rPr>
+                <w:rFonts w:ascii="Times New Roman" w:hAnsi="Times New Roman" w:cs="Times New Roman"/>
                 <w:color w:val="333333"/>
                 <w:spacing w:val="-2"/>
                 <w:sz w:val="18"/>
+                <w:szCs w:val="18"/>
               </w:rPr>
               <w:t>{{</w:t>
             </w:r>
             <w:proofErr w:type="spellStart"/>
             <w:r>
               <w:rPr>
+                <w:rFonts w:ascii="Times New Roman" w:hAnsi="Times New Roman" w:cs="Times New Roman"/>
                 <w:color w:val="333333"/>
                 <w:spacing w:val="-2"/>
                 <w:sz w:val="18"/>
+                <w:szCs w:val="18"/>
               </w:rPr>
               <w:t>departure_city</w:t>
             </w:r>
             <w:proofErr w:type="spellEnd"/>
             <w:r>
               <w:rPr>
+                <w:rFonts w:ascii="Times New Roman" w:hAnsi="Times New Roman" w:cs="Times New Roman"/>
                 <w:color w:val="333333"/>
                 <w:spacing w:val="-2"/>
                 <w:sz w:val="18"/>
+                <w:szCs w:val="18"/>
               </w:rPr>
               <w:t>}}</w:t>
             </w:r>
@@ -4467,7 +4434,6 @@
                 <w:color w:val="333333"/>
                 <w:sz w:val="18"/>
                 <w:szCs w:val="18"/>
-                <w:highlight w:val="yellow"/>
               </w:rPr>
               <w:t>13:35</w:t>
             </w:r>
@@ -4517,7 +4483,6 @@
                 <w:color w:val="333333"/>
                 <w:sz w:val="18"/>
                 <w:szCs w:val="18"/>
-                <w:highlight w:val="yellow"/>
               </w:rPr>
               <w:t>14:45</w:t>
             </w:r>
@@ -4747,7 +4712,6 @@
                 <w:bCs/>
                 <w:sz w:val="20"/>
                 <w:szCs w:val="20"/>
-                <w:highlight w:val="yellow"/>
               </w:rPr>
               <w:t>{{names| join('\n')}}</w:t>
             </w:r>
@@ -4758,7 +4722,6 @@
                 <w:rFonts w:ascii="Times New Roman" w:hAnsi="Times New Roman" w:cs="Times New Roman"/>
                 <w:b/>
                 <w:bCs/>
-                <w:highlight w:val="yellow"/>
               </w:rPr>
             </w:pPr>
           </w:p>
@@ -4776,40 +4739,28 @@
               <w:spacing w:before="38"/>
               <w:rPr>
                 <w:spacing w:val="-2"/>
-                <w:highlight w:val="yellow"/>
               </w:rPr>
             </w:pPr>
             <w:r>
-              <w:rPr>
-                <w:highlight w:val="yellow"/>
-              </w:rPr>
               <w:t xml:space="preserve">{% for item in names </w:t>
             </w:r>
             <w:proofErr w:type="gramStart"/>
             <w:r>
-              <w:rPr>
-                <w:highlight w:val="yellow"/>
-              </w:rPr>
               <w:t>%}Check</w:t>
             </w:r>
             <w:proofErr w:type="gramEnd"/>
             <w:r>
-              <w:rPr>
-                <w:highlight w:val="yellow"/>
-              </w:rPr>
               <w:t>-In</w:t>
             </w:r>
             <w:r>
               <w:rPr>
                 <w:spacing w:val="-6"/>
-                <w:highlight w:val="yellow"/>
               </w:rPr>
               <w:t xml:space="preserve"> </w:t>
             </w:r>
             <w:r>
               <w:rPr>
                 <w:spacing w:val="-2"/>
-                <w:highlight w:val="yellow"/>
               </w:rPr>
               <w:t>Required</w:t>
             </w:r>
@@ -4822,23 +4773,14 @@
               </w:rPr>
             </w:pPr>
             <w:r>
-              <w:rPr>
-                <w:highlight w:val="yellow"/>
-              </w:rPr>
               <w:t xml:space="preserve">{% </w:t>
             </w:r>
             <w:proofErr w:type="spellStart"/>
             <w:r>
-              <w:rPr>
-                <w:highlight w:val="yellow"/>
-              </w:rPr>
               <w:t>endfor</w:t>
             </w:r>
             <w:proofErr w:type="spellEnd"/>
             <w:r>
-              <w:rPr>
-                <w:highlight w:val="yellow"/>
-              </w:rPr>
               <w:t xml:space="preserve"> %}</w:t>
             </w:r>
           </w:p>
@@ -4849,7 +4791,6 @@
                 <w:color w:val="333333"/>
                 <w:sz w:val="18"/>
                 <w:szCs w:val="18"/>
-                <w:highlight w:val="yellow"/>
                 <w:lang w:val="vi-VN"/>
               </w:rPr>
             </w:pPr>

--- a/resources/VE_MAY_BAY_L15_B_Jet.docx
+++ b/resources/VE_MAY_BAY_L15_B_Jet.docx
@@ -4056,6 +4056,16 @@
                 <w:sz w:val="18"/>
                 <w:szCs w:val="18"/>
               </w:rPr>
+              <w:t xml:space="preserve">    </w:t>
+            </w:r>
+            <w:r>
+              <w:rPr>
+                <w:rFonts w:ascii="Times New Roman" w:hAnsi="Times New Roman" w:cs="Times New Roman"/>
+                <w:color w:val="333333"/>
+                <w:spacing w:val="-5"/>
+                <w:sz w:val="18"/>
+                <w:szCs w:val="18"/>
+              </w:rPr>
               <w:t>{{</w:t>
             </w:r>
             <w:proofErr w:type="spellStart"/>
@@ -4105,7 +4115,34 @@
                 <w:sz w:val="18"/>
                 <w:szCs w:val="18"/>
               </w:rPr>
-              <w:t xml:space="preserve">                        </w:t>
+              <w:t xml:space="preserve">                       </w:t>
+            </w:r>
+            <w:r>
+              <w:rPr>
+                <w:rFonts w:ascii="Times New Roman" w:hAnsi="Times New Roman" w:cs="Times New Roman"/>
+                <w:color w:val="333333"/>
+                <w:sz w:val="18"/>
+                <w:szCs w:val="18"/>
+              </w:rPr>
+              <w:t xml:space="preserve">      </w:t>
+            </w:r>
+            <w:r>
+              <w:rPr>
+                <w:rFonts w:ascii="Times New Roman" w:hAnsi="Times New Roman" w:cs="Times New Roman"/>
+                <w:color w:val="333333"/>
+                <w:sz w:val="18"/>
+                <w:szCs w:val="18"/>
+              </w:rPr>
+              <w:t xml:space="preserve">  </w:t>
+            </w:r>
+            <w:r>
+              <w:rPr>
+                <w:rFonts w:ascii="Times New Roman" w:hAnsi="Times New Roman" w:cs="Times New Roman"/>
+                <w:color w:val="333333"/>
+                <w:sz w:val="18"/>
+                <w:szCs w:val="18"/>
+              </w:rPr>
+              <w:t xml:space="preserve"> </w:t>
             </w:r>
             <w:r>
               <w:rPr>
